--- a/Rebuttal to Reviewer 1 v3.docx
+++ b/Rebuttal to Reviewer 1 v3.docx
@@ -448,7 +448,31 @@
           <w:lang w:eastAsia="en-GB"/>
           <w14:ligatures w14:val="none"/>
         </w:rPr>
-        <w:t>Before addressing specific concerns, is worth noting that the present work does not come from vaccuum but follows the 30 years of work in population genetics of viruses since its conception in 1990s. The author worked in three virological labs in USA and at Université Pierre et Marie Curie, which resulted in 4</w:t>
+        <w:t xml:space="preserve">Before addressing specific concerns, is worth noting that the present work does not come from vaccuum but follows </w:t>
+      </w:r>
+      <w:r>
+        <w:rPr>
+          <w:rFonts w:ascii="Times New Roman" w:eastAsia="Times New Roman" w:hAnsi="Times New Roman" w:cs="Times New Roman"/>
+          <w:color w:val="000000"/>
+          <w:kern w:val="0"/>
+          <w:sz w:val="22"/>
+          <w:szCs w:val="22"/>
+          <w:lang w:eastAsia="en-GB"/>
+          <w14:ligatures w14:val="none"/>
+        </w:rPr>
+        <w:t>the</w:t>
+      </w:r>
+      <w:r>
+        <w:rPr>
+          <w:rFonts w:ascii="Times New Roman" w:eastAsia="Times New Roman" w:hAnsi="Times New Roman" w:cs="Times New Roman"/>
+          <w:color w:val="000000"/>
+          <w:kern w:val="0"/>
+          <w:sz w:val="22"/>
+          <w:szCs w:val="22"/>
+          <w:lang w:eastAsia="en-GB"/>
+          <w14:ligatures w14:val="none"/>
+        </w:rPr>
+        <w:t xml:space="preserve"> 30 years of work in population genetics of viruses. The author worked in three virological labs in USA and at Université Pierre et Marie Curie, which resulted in 4</w:t>
       </w:r>
       <w:r>
         <w:rPr>
@@ -1071,23 +1095,7 @@
           <w:color w:val="000000"/>
           <w:shd w:val="clear" w:color="auto" w:fill="FFFFFF"/>
         </w:rPr>
-        <w:t xml:space="preserve"> enough. Secondly, the </w:t>
-      </w:r>
-      <w:r>
-        <w:rPr>
-          <w:rFonts w:ascii="Times New Roman" w:hAnsi="Times New Roman" w:cs="Times New Roman"/>
-          <w:color w:val="000000"/>
-          <w:shd w:val="clear" w:color="auto" w:fill="FFFFFF"/>
-        </w:rPr>
-        <w:t xml:space="preserve">specific </w:t>
-      </w:r>
-      <w:r>
-        <w:rPr>
-          <w:rFonts w:ascii="Times New Roman" w:hAnsi="Times New Roman" w:cs="Times New Roman"/>
-          <w:color w:val="000000"/>
-          <w:shd w:val="clear" w:color="auto" w:fill="FFFFFF"/>
-        </w:rPr>
-        <w:t>use of UFE as a correlation measur</w:t>
+        <w:t xml:space="preserve"> enough. Secondly, the use of UFE as a correlation measur</w:t>
       </w:r>
       <w:r>
         <w:rPr>
@@ -1096,6 +1104,54 @@
           <w:shd w:val="clear" w:color="auto" w:fill="FFFFFF"/>
         </w:rPr>
         <w:t>e</w:t>
+      </w:r>
+      <w:r>
+        <w:rPr>
+          <w:rFonts w:ascii="Times New Roman" w:hAnsi="Times New Roman" w:cs="Times New Roman"/>
+          <w:color w:val="000000"/>
+          <w:shd w:val="clear" w:color="auto" w:fill="FFFFFF"/>
+        </w:rPr>
+        <w:t xml:space="preserve"> (</w:t>
+      </w:r>
+      <w:r>
+        <w:rPr>
+          <w:rFonts w:ascii="Times New Roman" w:hAnsi="Times New Roman" w:cs="Times New Roman"/>
+          <w:color w:val="000000"/>
+          <w:shd w:val="clear" w:color="auto" w:fill="FFFFFF"/>
+        </w:rPr>
+        <w:t>as opposed to, for example</w:t>
+      </w:r>
+      <w:r>
+        <w:rPr>
+          <w:rFonts w:ascii="Times New Roman" w:hAnsi="Times New Roman" w:cs="Times New Roman"/>
+          <w:color w:val="000000"/>
+          <w:shd w:val="clear" w:color="auto" w:fill="FFFFFF"/>
+        </w:rPr>
+        <w:t>,</w:t>
+      </w:r>
+      <w:r>
+        <w:rPr>
+          <w:rFonts w:ascii="Times New Roman" w:hAnsi="Times New Roman" w:cs="Times New Roman"/>
+          <w:color w:val="000000"/>
+          <w:shd w:val="clear" w:color="auto" w:fill="FFFFFF"/>
+        </w:rPr>
+        <w:t xml:space="preserve"> Pearson coefficient</w:t>
+      </w:r>
+      <w:r>
+        <w:rPr>
+          <w:rFonts w:ascii="Times New Roman" w:hAnsi="Times New Roman" w:cs="Times New Roman"/>
+          <w:color w:val="000000"/>
+          <w:shd w:val="clear" w:color="auto" w:fill="FFFFFF"/>
+        </w:rPr>
+        <w:t>)</w:t>
+      </w:r>
+      <w:r>
+        <w:rPr>
+          <w:rFonts w:ascii="Times New Roman" w:hAnsi="Times New Roman" w:cs="Times New Roman"/>
+          <w:color w:val="000000"/>
+          <w:shd w:val="clear" w:color="auto" w:fill="FFFFFF"/>
+        </w:rPr>
+        <w:t>,</w:t>
       </w:r>
       <w:r>
         <w:rPr>
@@ -1586,7 +1642,7 @@
           <w:sz w:val="24"/>
           <w:szCs w:val="24"/>
         </w:rPr>
-        <w:t>0.01 is certainly incorrect, because</w:t>
+        <w:t xml:space="preserve">0.01 is certainly </w:t>
       </w:r>
       <w:r>
         <w:rPr>
@@ -1594,7 +1650,7 @@
           <w:sz w:val="24"/>
           <w:szCs w:val="24"/>
         </w:rPr>
-        <w:t xml:space="preserve"> </w:t>
+        <w:t>wrong</w:t>
       </w:r>
       <w:r>
         <w:rPr>
@@ -1602,7 +1658,7 @@
           <w:sz w:val="24"/>
           <w:szCs w:val="24"/>
         </w:rPr>
-        <w:t>such evolution is associated with thousands of generations, see our estimates of s for HIV in Batorsky et al 2011.</w:t>
+        <w:t>, because</w:t>
       </w:r>
       <w:r>
         <w:rPr>
@@ -1618,7 +1674,7 @@
           <w:sz w:val="24"/>
           <w:szCs w:val="24"/>
         </w:rPr>
-        <w:t>Variant alpha emerges in one year of pandemics, which coresponds to roughly 20</w:t>
+        <w:t xml:space="preserve">such </w:t>
       </w:r>
       <w:r>
         <w:rPr>
@@ -1626,7 +1682,7 @@
           <w:sz w:val="24"/>
           <w:szCs w:val="24"/>
         </w:rPr>
-        <w:t>-30</w:t>
+        <w:t>adaptation</w:t>
       </w:r>
       <w:r>
         <w:rPr>
@@ -1634,7 +1690,7 @@
           <w:sz w:val="24"/>
           <w:szCs w:val="24"/>
         </w:rPr>
-        <w:t xml:space="preserve"> generations of</w:t>
+        <w:t xml:space="preserve"> is associated with </w:t>
       </w:r>
       <w:r>
         <w:rPr>
@@ -1642,7 +1698,7 @@
           <w:sz w:val="24"/>
           <w:szCs w:val="24"/>
         </w:rPr>
-        <w:t xml:space="preserve"> </w:t>
+        <w:t xml:space="preserve">very long time scales, </w:t>
       </w:r>
       <w:r>
         <w:rPr>
@@ -1650,7 +1706,7 @@
           <w:sz w:val="24"/>
           <w:szCs w:val="24"/>
         </w:rPr>
-        <w:t xml:space="preserve">the virus, assuming </w:t>
+        <w:t>thousands of generations.</w:t>
       </w:r>
       <w:r>
         <w:rPr>
@@ -1658,7 +1714,7 @@
           <w:sz w:val="24"/>
           <w:szCs w:val="24"/>
         </w:rPr>
-        <w:t>10-14 days</w:t>
+        <w:t xml:space="preserve"> </w:t>
       </w:r>
       <w:r>
         <w:rPr>
@@ -1666,7 +1722,7 @@
           <w:sz w:val="24"/>
           <w:szCs w:val="24"/>
         </w:rPr>
-        <w:t xml:space="preserve"> as the transmission period. </w:t>
+        <w:t>In contrast, v</w:t>
       </w:r>
       <w:r>
         <w:rPr>
@@ -1674,7 +1730,7 @@
           <w:sz w:val="24"/>
           <w:szCs w:val="24"/>
         </w:rPr>
-        <w:t xml:space="preserve">Hence, we adjust </w:t>
+        <w:t xml:space="preserve">ariant </w:t>
       </w:r>
       <w:r>
         <w:rPr>
@@ -1682,8 +1738,7 @@
           <w:sz w:val="24"/>
           <w:szCs w:val="24"/>
         </w:rPr>
-        <w:lastRenderedPageBreak/>
-        <w:t>the value of s to fit the</w:t>
+        <w:t>A</w:t>
       </w:r>
       <w:r>
         <w:rPr>
@@ -1691,7 +1746,7 @@
           <w:sz w:val="24"/>
           <w:szCs w:val="24"/>
         </w:rPr>
-        <w:t xml:space="preserve"> </w:t>
+        <w:t xml:space="preserve">lpha emerges </w:t>
       </w:r>
       <w:r>
         <w:rPr>
@@ -1699,7 +1754,7 @@
           <w:sz w:val="24"/>
           <w:szCs w:val="24"/>
         </w:rPr>
-        <w:t>observed time scale of VOC emergence</w:t>
+        <w:t>after</w:t>
       </w:r>
       <w:r>
         <w:rPr>
@@ -1707,6 +1762,127 @@
           <w:sz w:val="24"/>
           <w:szCs w:val="24"/>
         </w:rPr>
+        <w:t xml:space="preserve"> one year of pandemics, which coresponds to roughly 20</w:t>
+      </w:r>
+      <w:r>
+        <w:rPr>
+          <w:rFonts w:ascii="Times New Roman" w:hAnsi="Times New Roman"/>
+          <w:sz w:val="24"/>
+          <w:szCs w:val="24"/>
+        </w:rPr>
+        <w:t>–</w:t>
+      </w:r>
+      <w:r>
+        <w:rPr>
+          <w:rFonts w:ascii="Times New Roman" w:hAnsi="Times New Roman"/>
+          <w:sz w:val="24"/>
+          <w:szCs w:val="24"/>
+        </w:rPr>
+        <w:t>30</w:t>
+      </w:r>
+      <w:r>
+        <w:rPr>
+          <w:rFonts w:ascii="Times New Roman" w:hAnsi="Times New Roman"/>
+          <w:sz w:val="24"/>
+          <w:szCs w:val="24"/>
+        </w:rPr>
+        <w:t xml:space="preserve"> generations of</w:t>
+      </w:r>
+      <w:r>
+        <w:rPr>
+          <w:rFonts w:ascii="Times New Roman" w:hAnsi="Times New Roman"/>
+          <w:sz w:val="24"/>
+          <w:szCs w:val="24"/>
+        </w:rPr>
+        <w:t xml:space="preserve"> </w:t>
+      </w:r>
+      <w:r>
+        <w:rPr>
+          <w:rFonts w:ascii="Times New Roman" w:hAnsi="Times New Roman"/>
+          <w:sz w:val="24"/>
+          <w:szCs w:val="24"/>
+        </w:rPr>
+        <w:t xml:space="preserve">the </w:t>
+      </w:r>
+      <w:r>
+        <w:rPr>
+          <w:rFonts w:ascii="Times New Roman" w:hAnsi="Times New Roman"/>
+          <w:sz w:val="24"/>
+          <w:szCs w:val="24"/>
+        </w:rPr>
+        <w:lastRenderedPageBreak/>
+        <w:t xml:space="preserve">virus, assuming </w:t>
+      </w:r>
+      <w:r>
+        <w:rPr>
+          <w:rFonts w:ascii="Times New Roman" w:hAnsi="Times New Roman"/>
+          <w:sz w:val="24"/>
+          <w:szCs w:val="24"/>
+        </w:rPr>
+        <w:t>10-14 days</w:t>
+      </w:r>
+      <w:r>
+        <w:rPr>
+          <w:rFonts w:ascii="Times New Roman" w:hAnsi="Times New Roman"/>
+          <w:sz w:val="24"/>
+          <w:szCs w:val="24"/>
+        </w:rPr>
+        <w:t xml:space="preserve"> as the transmission period. </w:t>
+      </w:r>
+      <w:r>
+        <w:rPr>
+          <w:rFonts w:ascii="Times New Roman" w:hAnsi="Times New Roman"/>
+          <w:sz w:val="24"/>
+          <w:szCs w:val="24"/>
+        </w:rPr>
+        <w:t xml:space="preserve">Hence, </w:t>
+      </w:r>
+      <w:r>
+        <w:rPr>
+          <w:rFonts w:ascii="Times New Roman" w:hAnsi="Times New Roman"/>
+          <w:sz w:val="24"/>
+          <w:szCs w:val="24"/>
+        </w:rPr>
+        <w:t xml:space="preserve">we adjust the value of s to </w:t>
+      </w:r>
+      <w:r>
+        <w:rPr>
+          <w:rFonts w:ascii="Times New Roman" w:hAnsi="Times New Roman"/>
+          <w:sz w:val="24"/>
+          <w:szCs w:val="24"/>
+        </w:rPr>
+        <w:t>make it match</w:t>
+      </w:r>
+      <w:r>
+        <w:rPr>
+          <w:rFonts w:ascii="Times New Roman" w:hAnsi="Times New Roman"/>
+          <w:sz w:val="24"/>
+          <w:szCs w:val="24"/>
+        </w:rPr>
+        <w:t xml:space="preserve"> the</w:t>
+      </w:r>
+      <w:r>
+        <w:rPr>
+          <w:rFonts w:ascii="Times New Roman" w:hAnsi="Times New Roman"/>
+          <w:sz w:val="24"/>
+          <w:szCs w:val="24"/>
+        </w:rPr>
+        <w:t xml:space="preserve"> </w:t>
+      </w:r>
+      <w:r>
+        <w:rPr>
+          <w:rFonts w:ascii="Times New Roman" w:hAnsi="Times New Roman"/>
+          <w:sz w:val="24"/>
+          <w:szCs w:val="24"/>
+        </w:rPr>
+        <w:t>observed time scale of VOC emergence</w:t>
+      </w:r>
+      <w:r>
+        <w:rPr>
+          <w:rFonts w:ascii="Times New Roman" w:hAnsi="Times New Roman"/>
+          <w:sz w:val="24"/>
+          <w:szCs w:val="24"/>
+        </w:rPr>
         <w:t xml:space="preserve"> (see Rouzine and Coffin J Virol 1999 and Batorsky et al PNAS 2011). In the revised version, we made it more clear in the text.</w:t>
       </w:r>
     </w:p>
@@ -2088,6 +2264,47 @@
           <w:shd w:val="clear" w:color="auto" w:fill="FFFFFF"/>
         </w:rPr>
       </w:pPr>
+    </w:p>
+    <w:p>
+      <w:pPr>
+        <w:rPr>
+          <w:rFonts w:ascii="Times New Roman" w:hAnsi="Times New Roman" w:cs="Times New Roman"/>
+          <w:color w:val="000000"/>
+          <w:shd w:val="clear" w:color="auto" w:fill="FFFFFF"/>
+        </w:rPr>
+      </w:pPr>
+      <w:r>
+        <w:rPr>
+          <w:rFonts w:ascii="Times New Roman" w:hAnsi="Times New Roman" w:cs="Times New Roman"/>
+          <w:color w:val="000000"/>
+          <w:shd w:val="clear" w:color="auto" w:fill="FFFFFF"/>
+        </w:rPr>
+        <w:t xml:space="preserve">We beg to differ. </w:t>
+      </w:r>
+      <w:r>
+        <w:rPr>
+          <w:rFonts w:ascii="Times New Roman" w:hAnsi="Times New Roman" w:cs="Times New Roman"/>
+          <w:color w:val="000000"/>
+          <w:shd w:val="clear" w:color="auto" w:fill="FFFFFF"/>
+        </w:rPr>
+        <w:t xml:space="preserve">The fact that a certain biological factor exists does not mean it must be included in </w:t>
+      </w:r>
+      <w:r>
+        <w:rPr>
+          <w:rFonts w:ascii="Times New Roman" w:hAnsi="Times New Roman" w:cs="Times New Roman"/>
+          <w:color w:val="000000"/>
+          <w:shd w:val="clear" w:color="auto" w:fill="FFFFFF"/>
+        </w:rPr>
+        <w:t xml:space="preserve">a </w:t>
+      </w:r>
+      <w:r>
+        <w:rPr>
+          <w:rFonts w:ascii="Times New Roman" w:hAnsi="Times New Roman" w:cs="Times New Roman"/>
+          <w:color w:val="000000"/>
+          <w:shd w:val="clear" w:color="auto" w:fill="FFFFFF"/>
+        </w:rPr>
+        <w:t xml:space="preserve">model. </w:t>
+      </w:r>
       <w:r>
         <w:rPr>
           <w:rFonts w:ascii="Times New Roman" w:hAnsi="Times New Roman" w:cs="Times New Roman"/>
@@ -2120,87 +2337,29 @@
         </w:rPr>
         <w:t>rgence of VOC can be explained by a simpler model with pairwise epistasis.</w:t>
       </w:r>
-    </w:p>
-    <w:p>
-      <w:pPr>
-        <w:rPr>
-          <w:rFonts w:ascii="Times New Roman" w:hAnsi="Times New Roman" w:cs="Times New Roman"/>
-          <w:color w:val="000000"/>
-          <w:shd w:val="clear" w:color="auto" w:fill="FFFFFF"/>
-        </w:rPr>
-      </w:pPr>
-    </w:p>
-    <w:p>
-      <w:pPr>
-        <w:rPr>
-          <w:rFonts w:ascii="Times New Roman" w:hAnsi="Times New Roman" w:cs="Times New Roman"/>
-          <w:color w:val="000000"/>
-          <w:shd w:val="clear" w:color="auto" w:fill="FFFFFF"/>
-        </w:rPr>
-      </w:pPr>
-      <w:r>
-        <w:rPr>
-          <w:rFonts w:ascii="Times New Roman" w:hAnsi="Times New Roman" w:cs="Times New Roman"/>
-          <w:color w:val="000000"/>
-          <w:shd w:val="clear" w:color="auto" w:fill="FFFFFF"/>
-        </w:rPr>
-        <w:t>The fact that a certain biological factor exists does not mean it must be included in each model, and that each model should desc</w:t>
-      </w:r>
-      <w:r>
-        <w:rPr>
-          <w:rFonts w:ascii="Times New Roman" w:hAnsi="Times New Roman" w:cs="Times New Roman"/>
-          <w:color w:val="000000"/>
-          <w:shd w:val="clear" w:color="auto" w:fill="FFFFFF"/>
-        </w:rPr>
-        <w:t>r</w:t>
-      </w:r>
-      <w:r>
-        <w:rPr>
-          <w:rFonts w:ascii="Times New Roman" w:hAnsi="Times New Roman" w:cs="Times New Roman"/>
-          <w:color w:val="000000"/>
-          <w:shd w:val="clear" w:color="auto" w:fill="FFFFFF"/>
-        </w:rPr>
-        <w:t xml:space="preserve">ibe all facts. </w:t>
-      </w:r>
-      <w:r>
-        <w:rPr>
-          <w:rFonts w:ascii="Times New Roman" w:hAnsi="Times New Roman" w:cs="Times New Roman"/>
-          <w:color w:val="000000"/>
-          <w:shd w:val="clear" w:color="auto" w:fill="FFFFFF"/>
-        </w:rPr>
-        <w:t xml:space="preserve">The choice of a model depends on the question asked. </w:t>
-      </w:r>
-      <w:r>
-        <w:rPr>
-          <w:rFonts w:ascii="Times New Roman" w:hAnsi="Times New Roman" w:cs="Times New Roman"/>
-          <w:color w:val="000000"/>
-          <w:shd w:val="clear" w:color="auto" w:fill="FFFFFF"/>
-        </w:rPr>
-        <w:t>A modeler is supposed to chose th</w:t>
-      </w:r>
-      <w:r>
-        <w:rPr>
-          <w:rFonts w:ascii="Times New Roman" w:hAnsi="Times New Roman" w:cs="Times New Roman"/>
-          <w:color w:val="000000"/>
-          <w:shd w:val="clear" w:color="auto" w:fill="FFFFFF"/>
-        </w:rPr>
-        <w:t>e</w:t>
-      </w:r>
-      <w:r>
-        <w:rPr>
-          <w:rFonts w:ascii="Times New Roman" w:hAnsi="Times New Roman" w:cs="Times New Roman"/>
-          <w:color w:val="000000"/>
-          <w:shd w:val="clear" w:color="auto" w:fill="FFFFFF"/>
-        </w:rPr>
-        <w:t xml:space="preserve"> simplest model that answers </w:t>
-      </w:r>
-      <w:r>
-        <w:rPr>
-          <w:rFonts w:ascii="Times New Roman" w:hAnsi="Times New Roman" w:cs="Times New Roman"/>
-          <w:color w:val="000000"/>
-          <w:shd w:val="clear" w:color="auto" w:fill="FFFFFF"/>
-        </w:rPr>
-        <w:t>it</w:t>
+      <w:r>
+        <w:rPr>
+          <w:rFonts w:ascii="Times New Roman" w:hAnsi="Times New Roman" w:cs="Times New Roman"/>
+          <w:color w:val="000000"/>
+          <w:shd w:val="clear" w:color="auto" w:fill="FFFFFF"/>
+        </w:rPr>
+        <w:t xml:space="preserve"> There is no</w:t>
+      </w:r>
+      <w:r>
+        <w:rPr>
+          <w:rFonts w:ascii="Times New Roman" w:hAnsi="Times New Roman" w:cs="Times New Roman"/>
+          <w:color w:val="000000"/>
+          <w:shd w:val="clear" w:color="auto" w:fill="FFFFFF"/>
+        </w:rPr>
+        <w:t xml:space="preserve"> evidence that higher-order epistasis is </w:t>
+      </w:r>
+      <w:r>
+        <w:rPr>
+          <w:rFonts w:ascii="Times New Roman" w:hAnsi="Times New Roman" w:cs="Times New Roman"/>
+          <w:color w:val="000000"/>
+          <w:shd w:val="clear" w:color="auto" w:fill="FFFFFF"/>
+        </w:rPr>
+        <w:t>relevant</w:t>
       </w:r>
       <w:r>
         <w:rPr>
@@ -2216,47 +2375,7 @@
           <w:color w:val="000000"/>
           <w:shd w:val="clear" w:color="auto" w:fill="FFFFFF"/>
         </w:rPr>
-        <w:t>And there</w:t>
-      </w:r>
-      <w:r>
-        <w:rPr>
-          <w:rFonts w:ascii="Times New Roman" w:hAnsi="Times New Roman" w:cs="Times New Roman"/>
-          <w:color w:val="000000"/>
-          <w:shd w:val="clear" w:color="auto" w:fill="FFFFFF"/>
-        </w:rPr>
-        <w:t xml:space="preserve"> is no evidence that higher-order epistasis is </w:t>
-      </w:r>
-      <w:r>
-        <w:rPr>
-          <w:rFonts w:ascii="Times New Roman" w:hAnsi="Times New Roman" w:cs="Times New Roman"/>
-          <w:color w:val="000000"/>
-          <w:shd w:val="clear" w:color="auto" w:fill="FFFFFF"/>
-        </w:rPr>
-        <w:t>relevant</w:t>
-      </w:r>
-      <w:r>
-        <w:rPr>
-          <w:rFonts w:ascii="Times New Roman" w:hAnsi="Times New Roman" w:cs="Times New Roman"/>
-          <w:color w:val="000000"/>
-          <w:shd w:val="clear" w:color="auto" w:fill="FFFFFF"/>
-        </w:rPr>
-        <w:t xml:space="preserve"> here</w:t>
-      </w:r>
-      <w:r>
-        <w:rPr>
-          <w:rFonts w:ascii="Times New Roman" w:hAnsi="Times New Roman" w:cs="Times New Roman"/>
-          <w:color w:val="000000"/>
-          <w:shd w:val="clear" w:color="auto" w:fill="FFFFFF"/>
-        </w:rPr>
-        <w:t xml:space="preserve"> at all</w:t>
-      </w:r>
-      <w:r>
-        <w:rPr>
-          <w:rFonts w:ascii="Times New Roman" w:hAnsi="Times New Roman" w:cs="Times New Roman"/>
-          <w:color w:val="000000"/>
-          <w:shd w:val="clear" w:color="auto" w:fill="FFFFFF"/>
-        </w:rPr>
-        <w:t xml:space="preserve">. </w:t>
+        <w:t>The fact that it exists for SARS CoV-2 for some sites does not make it relevant.</w:t>
       </w:r>
     </w:p>
     <w:p>
@@ -2320,14 +2439,6 @@
           <w:color w:val="222222"/>
           <w:spacing w:val="2"/>
         </w:rPr>
-        <w:t xml:space="preserve">Big confusion here. </w:t>
-      </w:r>
-      <w:r>
-        <w:rPr>
-          <w:rFonts w:ascii="Times New Roman" w:hAnsi="Times New Roman" w:cs="Times New Roman"/>
-          <w:color w:val="222222"/>
-          <w:spacing w:val="2"/>
-        </w:rPr>
         <w:t>The</w:t>
       </w:r>
       <w:r>
@@ -2410,15 +2521,15 @@
           <w:color w:val="222222"/>
           <w:spacing w:val="2"/>
         </w:rPr>
-        <w:t>However,</w:t>
-      </w:r>
-      <w:r>
-        <w:rPr>
-          <w:rFonts w:ascii="Times New Roman" w:hAnsi="Times New Roman" w:cs="Times New Roman"/>
-          <w:color w:val="222222"/>
-          <w:spacing w:val="2"/>
-        </w:rPr>
-        <w:t xml:space="preserve"> the question is where </w:t>
+        <w:t>The</w:t>
+      </w:r>
+      <w:r>
+        <w:rPr>
+          <w:rFonts w:ascii="Times New Roman" w:hAnsi="Times New Roman" w:cs="Times New Roman"/>
+          <w:color w:val="222222"/>
+          <w:spacing w:val="2"/>
+        </w:rPr>
+        <w:t xml:space="preserve"> question is where </w:t>
       </w:r>
       <w:r>
         <w:rPr>
@@ -2506,23 +2617,7 @@
           <w:color w:val="222222"/>
           <w:spacing w:val="2"/>
         </w:rPr>
-        <w:t xml:space="preserve">, we </w:t>
-      </w:r>
-      <w:r>
-        <w:rPr>
-          <w:rFonts w:ascii="Times New Roman" w:hAnsi="Times New Roman" w:cs="Times New Roman"/>
-          <w:color w:val="222222"/>
-          <w:spacing w:val="2"/>
-        </w:rPr>
-        <w:t xml:space="preserve">made it more clear and </w:t>
-      </w:r>
-      <w:r>
-        <w:rPr>
-          <w:rFonts w:ascii="Times New Roman" w:hAnsi="Times New Roman" w:cs="Times New Roman"/>
-          <w:color w:val="222222"/>
-          <w:spacing w:val="2"/>
-        </w:rPr>
-        <w:t xml:space="preserve">added these </w:t>
+        <w:t xml:space="preserve">, we added these </w:t>
       </w:r>
       <w:r>
         <w:rPr>
@@ -2546,7 +2641,23 @@
           <w:color w:val="222222"/>
           <w:spacing w:val="2"/>
         </w:rPr>
-        <w:t xml:space="preserve">data schematically as a </w:t>
+        <w:t>data schematically</w:t>
+      </w:r>
+      <w:r>
+        <w:rPr>
+          <w:rFonts w:ascii="Times New Roman" w:hAnsi="Times New Roman" w:cs="Times New Roman"/>
+          <w:color w:val="222222"/>
+          <w:spacing w:val="2"/>
+        </w:rPr>
+        <w:t>,</w:t>
+      </w:r>
+      <w:r>
+        <w:rPr>
+          <w:rFonts w:ascii="Times New Roman" w:hAnsi="Times New Roman" w:cs="Times New Roman"/>
+          <w:color w:val="222222"/>
+          <w:spacing w:val="2"/>
+        </w:rPr>
+        <w:t xml:space="preserve"> as a </w:t>
       </w:r>
       <w:r>
         <w:rPr>
@@ -2562,7 +2673,23 @@
           <w:color w:val="222222"/>
           <w:spacing w:val="2"/>
         </w:rPr>
-        <w:t>figure</w:t>
+        <w:t>F</w:t>
+      </w:r>
+      <w:r>
+        <w:rPr>
+          <w:rFonts w:ascii="Times New Roman" w:hAnsi="Times New Roman" w:cs="Times New Roman"/>
+          <w:color w:val="222222"/>
+          <w:spacing w:val="2"/>
+        </w:rPr>
+        <w:t>igure</w:t>
+      </w:r>
+      <w:r>
+        <w:rPr>
+          <w:rFonts w:ascii="Times New Roman" w:hAnsi="Times New Roman" w:cs="Times New Roman"/>
+          <w:color w:val="222222"/>
+          <w:spacing w:val="2"/>
+        </w:rPr>
+        <w:t xml:space="preserve"> 1</w:t>
       </w:r>
       <w:r>
         <w:rPr>
@@ -2731,7 +2858,15 @@
           <w:color w:val="222222"/>
           <w:spacing w:val="2"/>
         </w:rPr>
-        <w:t>Reviewer is mistaken</w:t>
+        <w:t xml:space="preserve">Reviewer is </w:t>
+      </w:r>
+      <w:r>
+        <w:rPr>
+          <w:rFonts w:ascii="Times New Roman" w:hAnsi="Times New Roman" w:cs="Times New Roman"/>
+          <w:color w:val="222222"/>
+          <w:spacing w:val="2"/>
+        </w:rPr>
+        <w:t>mistaken</w:t>
       </w:r>
       <w:r>
         <w:rPr>
@@ -2916,6 +3051,141 @@
           <w:spacing w:val="2"/>
         </w:rPr>
         <w:lastRenderedPageBreak/>
+        <w:t>Phylogenetic reconstruction of ancestral states is a</w:t>
+      </w:r>
+      <w:r>
+        <w:rPr>
+          <w:rFonts w:ascii="Times New Roman" w:hAnsi="Times New Roman" w:cs="Times New Roman"/>
+          <w:color w:val="222222"/>
+          <w:spacing w:val="2"/>
+        </w:rPr>
+        <w:t xml:space="preserve"> very</w:t>
+      </w:r>
+      <w:r>
+        <w:rPr>
+          <w:rFonts w:ascii="Times New Roman" w:hAnsi="Times New Roman" w:cs="Times New Roman"/>
+          <w:color w:val="222222"/>
+          <w:spacing w:val="2"/>
+        </w:rPr>
+        <w:t xml:space="preserve"> excessive demand for the </w:t>
+      </w:r>
+      <w:r>
+        <w:rPr>
+          <w:rFonts w:ascii="Times New Roman" w:hAnsi="Times New Roman" w:cs="Times New Roman"/>
+          <w:color w:val="222222"/>
+          <w:spacing w:val="2"/>
+        </w:rPr>
+        <w:t xml:space="preserve">pilot study that offers the first </w:t>
+      </w:r>
+      <w:r>
+        <w:rPr>
+          <w:rFonts w:ascii="Times New Roman" w:hAnsi="Times New Roman" w:cs="Times New Roman"/>
+          <w:color w:val="222222"/>
+          <w:spacing w:val="2"/>
+        </w:rPr>
+        <w:t xml:space="preserve">ever </w:t>
+      </w:r>
+      <w:r>
+        <w:rPr>
+          <w:rFonts w:ascii="Times New Roman" w:hAnsi="Times New Roman" w:cs="Times New Roman"/>
+          <w:color w:val="222222"/>
+          <w:spacing w:val="2"/>
+        </w:rPr>
+        <w:t>explanation of</w:t>
+      </w:r>
+      <w:r>
+        <w:rPr>
+          <w:rFonts w:ascii="Times New Roman" w:hAnsi="Times New Roman" w:cs="Times New Roman"/>
+          <w:color w:val="222222"/>
+          <w:spacing w:val="2"/>
+        </w:rPr>
+        <w:t xml:space="preserve"> VOC</w:t>
+      </w:r>
+      <w:r>
+        <w:rPr>
+          <w:rFonts w:ascii="Times New Roman" w:hAnsi="Times New Roman" w:cs="Times New Roman"/>
+          <w:color w:val="222222"/>
+          <w:spacing w:val="2"/>
+        </w:rPr>
+        <w:t xml:space="preserve"> emergence not based on a hid</w:t>
+      </w:r>
+      <w:r>
+        <w:rPr>
+          <w:rFonts w:ascii="Times New Roman" w:hAnsi="Times New Roman" w:cs="Times New Roman"/>
+          <w:color w:val="222222"/>
+          <w:spacing w:val="2"/>
+        </w:rPr>
+        <w:t>d</w:t>
+      </w:r>
+      <w:r>
+        <w:rPr>
+          <w:rFonts w:ascii="Times New Roman" w:hAnsi="Times New Roman" w:cs="Times New Roman"/>
+          <w:color w:val="222222"/>
+          <w:spacing w:val="2"/>
+        </w:rPr>
+        <w:t>en reservoir or chronic patients. It is far outside of the scope.</w:t>
+      </w:r>
+      <w:r>
+        <w:rPr>
+          <w:rFonts w:ascii="Times New Roman" w:hAnsi="Times New Roman" w:cs="Times New Roman"/>
+          <w:color w:val="222222"/>
+          <w:spacing w:val="2"/>
+        </w:rPr>
+        <w:t xml:space="preserve"> If Reviewer wants, he can do it himself and publish a separate paper.</w:t>
+      </w:r>
+    </w:p>
+    <w:p>
+      <w:pPr>
+        <w:rPr>
+          <w:rFonts w:ascii="Merriweather Sans" w:hAnsi="Merriweather Sans"/>
+          <w:color w:val="222222"/>
+          <w:spacing w:val="2"/>
+        </w:rPr>
+      </w:pPr>
+    </w:p>
+    <w:p>
+      <w:pPr>
+        <w:rPr>
+          <w:rFonts w:ascii="Merriweather Sans" w:hAnsi="Merriweather Sans"/>
+          <w:b/>
+          <w:color w:val="222222"/>
+          <w:spacing w:val="2"/>
+        </w:rPr>
+      </w:pPr>
+      <w:r>
+        <w:rPr>
+          <w:rFonts w:ascii="Merriweather Sans" w:hAnsi="Merriweather Sans"/>
+          <w:b/>
+          <w:color w:val="222222"/>
+          <w:spacing w:val="2"/>
+        </w:rPr>
+        <w:t xml:space="preserve">second, functional or experimental fitness measurements (such as deep mutational scanning data) showing that the intermediate single mutants indeed suffer a fitness cost that is restored by the compensatory mutations; </w:t>
+      </w:r>
+    </w:p>
+    <w:p>
+      <w:pPr>
+        <w:rPr>
+          <w:rFonts w:ascii="Merriweather Sans" w:hAnsi="Merriweather Sans"/>
+          <w:color w:val="222222"/>
+          <w:spacing w:val="2"/>
+        </w:rPr>
+      </w:pPr>
+    </w:p>
+    <w:p>
+      <w:pPr>
+        <w:jc w:val="both"/>
+        <w:rPr>
+          <w:rFonts w:ascii="Times New Roman" w:hAnsi="Times New Roman" w:cs="Times New Roman"/>
+          <w:color w:val="222222"/>
+          <w:spacing w:val="2"/>
+        </w:rPr>
+      </w:pPr>
+      <w:r>
+        <w:rPr>
+          <w:rFonts w:ascii="Times New Roman" w:hAnsi="Times New Roman" w:cs="Times New Roman"/>
+          <w:color w:val="222222"/>
+          <w:spacing w:val="2"/>
+        </w:rPr>
         <w:t xml:space="preserve">We disagree. </w:t>
       </w:r>
       <w:r>
@@ -2924,60 +3194,70 @@
           <w:color w:val="222222"/>
           <w:spacing w:val="2"/>
         </w:rPr>
-        <w:t>Phylogenetic reconstruction of ancestral states is a</w:t>
-      </w:r>
-      <w:r>
-        <w:rPr>
-          <w:rFonts w:ascii="Times New Roman" w:hAnsi="Times New Roman" w:cs="Times New Roman"/>
-          <w:color w:val="222222"/>
-          <w:spacing w:val="2"/>
-        </w:rPr>
-        <w:t xml:space="preserve"> very</w:t>
-      </w:r>
-      <w:r>
-        <w:rPr>
-          <w:rFonts w:ascii="Times New Roman" w:hAnsi="Times New Roman" w:cs="Times New Roman"/>
-          <w:color w:val="222222"/>
-          <w:spacing w:val="2"/>
-        </w:rPr>
-        <w:t xml:space="preserve"> excessive demand for the </w:t>
-      </w:r>
-      <w:r>
-        <w:rPr>
-          <w:rFonts w:ascii="Times New Roman" w:hAnsi="Times New Roman" w:cs="Times New Roman"/>
-          <w:color w:val="222222"/>
-          <w:spacing w:val="2"/>
-        </w:rPr>
-        <w:t>pilot study that offers the first explanation of</w:t>
-      </w:r>
-      <w:r>
-        <w:rPr>
-          <w:rFonts w:ascii="Times New Roman" w:hAnsi="Times New Roman" w:cs="Times New Roman"/>
-          <w:color w:val="222222"/>
-          <w:spacing w:val="2"/>
-        </w:rPr>
-        <w:t xml:space="preserve"> VOC</w:t>
-      </w:r>
-      <w:r>
-        <w:rPr>
-          <w:rFonts w:ascii="Times New Roman" w:hAnsi="Times New Roman" w:cs="Times New Roman"/>
-          <w:color w:val="222222"/>
-          <w:spacing w:val="2"/>
-        </w:rPr>
-        <w:t xml:space="preserve"> emergence not based on a hiden reservoir or chronic patients. It is far outsidee of the scope of this work.</w:t>
-      </w:r>
-    </w:p>
-    <w:p>
-      <w:pPr>
-        <w:rPr>
-          <w:rFonts w:ascii="Merriweather Sans" w:hAnsi="Merriweather Sans"/>
-          <w:color w:val="222222"/>
-          <w:spacing w:val="2"/>
-        </w:rPr>
-      </w:pPr>
-    </w:p>
-    <w:p>
-      <w:pPr>
+        <w:t xml:space="preserve">Experimental fitness measurements </w:t>
+      </w:r>
+      <w:r>
+        <w:rPr>
+          <w:rFonts w:ascii="Times New Roman" w:hAnsi="Times New Roman" w:cs="Times New Roman"/>
+          <w:color w:val="222222"/>
+          <w:spacing w:val="2"/>
+        </w:rPr>
+        <w:t xml:space="preserve">recommended by Reviewer </w:t>
+      </w:r>
+      <w:r>
+        <w:rPr>
+          <w:rFonts w:ascii="Times New Roman" w:hAnsi="Times New Roman" w:cs="Times New Roman"/>
+          <w:color w:val="222222"/>
+          <w:spacing w:val="2"/>
+        </w:rPr>
+        <w:t>are not reliable, because selection coefficients in culture</w:t>
+      </w:r>
+      <w:r>
+        <w:rPr>
+          <w:rFonts w:ascii="Times New Roman" w:hAnsi="Times New Roman" w:cs="Times New Roman"/>
+          <w:color w:val="222222"/>
+          <w:spacing w:val="2"/>
+        </w:rPr>
+        <w:t xml:space="preserve"> in</w:t>
+      </w:r>
+      <w:r>
+        <w:rPr>
+          <w:rFonts w:ascii="Times New Roman" w:hAnsi="Times New Roman" w:cs="Times New Roman"/>
+          <w:color w:val="222222"/>
+          <w:spacing w:val="2"/>
+        </w:rPr>
+        <w:t xml:space="preserve"> population</w:t>
+      </w:r>
+      <w:r>
+        <w:rPr>
+          <w:rFonts w:ascii="Times New Roman" w:hAnsi="Times New Roman" w:cs="Times New Roman"/>
+          <w:color w:val="222222"/>
+          <w:spacing w:val="2"/>
+        </w:rPr>
+        <w:t xml:space="preserve"> are not even remotely the same</w:t>
+      </w:r>
+      <w:r>
+        <w:rPr>
+          <w:rFonts w:ascii="Times New Roman" w:hAnsi="Times New Roman" w:cs="Times New Roman"/>
+          <w:color w:val="222222"/>
+          <w:spacing w:val="2"/>
+        </w:rPr>
+        <w:t>.</w:t>
+      </w:r>
+    </w:p>
+    <w:p>
+      <w:pPr>
+        <w:jc w:val="both"/>
+        <w:rPr>
+          <w:rFonts w:ascii="Times New Roman" w:hAnsi="Times New Roman" w:cs="Times New Roman"/>
+          <w:color w:val="222222"/>
+          <w:spacing w:val="2"/>
+        </w:rPr>
+      </w:pPr>
+    </w:p>
+    <w:p>
+      <w:pPr>
+        <w:jc w:val="both"/>
         <w:rPr>
           <w:rFonts w:ascii="Merriweather Sans" w:hAnsi="Merriweather Sans"/>
           <w:b/>
@@ -2992,17 +3272,8 @@
           <w:color w:val="222222"/>
           <w:spacing w:val="2"/>
         </w:rPr>
-        <w:t xml:space="preserve">second, functional or experimental fitness measurements (such as deep mutational scanning data) showing that the intermediate single mutants indeed suffer a fitness cost that is restored by the compensatory mutations; </w:t>
-      </w:r>
-    </w:p>
-    <w:p>
-      <w:pPr>
-        <w:rPr>
-          <w:rFonts w:ascii="Merriweather Sans" w:hAnsi="Merriweather Sans"/>
-          <w:color w:val="222222"/>
-          <w:spacing w:val="2"/>
-        </w:rPr>
-      </w:pPr>
+        <w:t>and third, control simulations demonstrating that their correlator method does not output similar networks under a neutral model of global migration and variant replacement without epistasis.</w:t>
+      </w:r>
     </w:p>
     <w:p>
       <w:pPr>
@@ -3013,61 +3284,23 @@
           <w:spacing w:val="2"/>
         </w:rPr>
       </w:pPr>
-      <w:r>
-        <w:rPr>
-          <w:rFonts w:ascii="Times New Roman" w:hAnsi="Times New Roman" w:cs="Times New Roman"/>
-          <w:color w:val="222222"/>
-          <w:spacing w:val="2"/>
-        </w:rPr>
-        <w:t xml:space="preserve">We disagree. </w:t>
-      </w:r>
-      <w:r>
-        <w:rPr>
-          <w:rFonts w:ascii="Times New Roman" w:hAnsi="Times New Roman" w:cs="Times New Roman"/>
-          <w:color w:val="222222"/>
-          <w:spacing w:val="2"/>
-        </w:rPr>
-        <w:t xml:space="preserve">Experimental fitness measurements </w:t>
-      </w:r>
-      <w:r>
-        <w:rPr>
-          <w:rFonts w:ascii="Times New Roman" w:hAnsi="Times New Roman" w:cs="Times New Roman"/>
-          <w:color w:val="222222"/>
-          <w:spacing w:val="2"/>
-        </w:rPr>
-        <w:t xml:space="preserve">recommended by Reviewer </w:t>
-      </w:r>
-      <w:r>
-        <w:rPr>
-          <w:rFonts w:ascii="Times New Roman" w:hAnsi="Times New Roman" w:cs="Times New Roman"/>
-          <w:color w:val="222222"/>
-          <w:spacing w:val="2"/>
-        </w:rPr>
-        <w:t>are not reliable, because selection coefficients in culture</w:t>
-      </w:r>
-      <w:r>
-        <w:rPr>
-          <w:rFonts w:ascii="Times New Roman" w:hAnsi="Times New Roman" w:cs="Times New Roman"/>
-          <w:color w:val="222222"/>
-          <w:spacing w:val="2"/>
-        </w:rPr>
-        <w:t xml:space="preserve"> in</w:t>
-      </w:r>
-      <w:r>
-        <w:rPr>
-          <w:rFonts w:ascii="Times New Roman" w:hAnsi="Times New Roman" w:cs="Times New Roman"/>
-          <w:color w:val="222222"/>
-          <w:spacing w:val="2"/>
-        </w:rPr>
-        <w:t xml:space="preserve"> population</w:t>
-      </w:r>
-      <w:r>
-        <w:rPr>
-          <w:rFonts w:ascii="Times New Roman" w:hAnsi="Times New Roman" w:cs="Times New Roman"/>
-          <w:color w:val="222222"/>
-          <w:spacing w:val="2"/>
-        </w:rPr>
-        <w:t xml:space="preserve"> are not even remotely the same</w:t>
+    </w:p>
+    <w:p>
+      <w:pPr>
+        <w:jc w:val="both"/>
+        <w:rPr>
+          <w:rFonts w:ascii="Times New Roman" w:hAnsi="Times New Roman" w:cs="Times New Roman"/>
+          <w:color w:val="222222"/>
+          <w:spacing w:val="2"/>
+        </w:rPr>
+      </w:pPr>
+      <w:r>
+        <w:rPr>
+          <w:rFonts w:ascii="Times New Roman" w:hAnsi="Times New Roman" w:cs="Times New Roman"/>
+          <w:color w:val="222222"/>
+          <w:spacing w:val="2"/>
+        </w:rPr>
+        <w:t>The topic addressed here has nothing to do with migration</w:t>
       </w:r>
       <w:r>
         <w:rPr>
@@ -3077,20 +3310,17 @@
         </w:rPr>
         <w:t>.</w:t>
       </w:r>
-    </w:p>
-    <w:p>
-      <w:pPr>
-        <w:jc w:val="both"/>
-        <w:rPr>
-          <w:rFonts w:ascii="Times New Roman" w:hAnsi="Times New Roman" w:cs="Times New Roman"/>
-          <w:color w:val="222222"/>
-          <w:spacing w:val="2"/>
-        </w:rPr>
-      </w:pPr>
-    </w:p>
-    <w:p>
-      <w:pPr>
-        <w:jc w:val="both"/>
+      <w:r>
+        <w:rPr>
+          <w:rFonts w:ascii="Times New Roman" w:hAnsi="Times New Roman" w:cs="Times New Roman"/>
+          <w:color w:val="222222"/>
+          <w:spacing w:val="2"/>
+        </w:rPr>
+        <w:t xml:space="preserve"> For example, Alpha emerged within England and only later spread worldwide. We describe how it emerged in UK.</w:t>
+      </w:r>
+    </w:p>
+    <w:p>
+      <w:pPr>
         <w:rPr>
           <w:rFonts w:ascii="Merriweather Sans" w:hAnsi="Merriweather Sans"/>
           <w:b/>
@@ -3101,56 +3331,63 @@
       <w:r>
         <w:rPr>
           <w:rFonts w:ascii="Merriweather Sans" w:hAnsi="Merriweather Sans"/>
+          <w:color w:val="222222"/>
+          <w:spacing w:val="2"/>
+        </w:rPr>
+        <w:br/>
+      </w:r>
+      <w:r>
+        <w:rPr>
+          <w:rFonts w:ascii="Merriweather Sans" w:hAnsi="Merriweather Sans"/>
           <w:b/>
           <w:color w:val="222222"/>
           <w:spacing w:val="2"/>
         </w:rPr>
-        <w:t>and third, control simulations demonstrating that their correlator method does not output similar networks under a neutral model of global migration and variant replacement without epistasis.</w:t>
-      </w:r>
-    </w:p>
-    <w:p>
-      <w:pPr>
-        <w:jc w:val="both"/>
-        <w:rPr>
-          <w:rFonts w:ascii="Times New Roman" w:hAnsi="Times New Roman" w:cs="Times New Roman"/>
-          <w:color w:val="222222"/>
-          <w:spacing w:val="2"/>
-        </w:rPr>
-      </w:pPr>
-    </w:p>
-    <w:p>
-      <w:pPr>
-        <w:jc w:val="both"/>
-        <w:rPr>
-          <w:rFonts w:ascii="Times New Roman" w:hAnsi="Times New Roman" w:cs="Times New Roman"/>
-          <w:color w:val="222222"/>
-          <w:spacing w:val="2"/>
-        </w:rPr>
-      </w:pPr>
-      <w:r>
-        <w:rPr>
-          <w:rFonts w:ascii="Times New Roman" w:hAnsi="Times New Roman" w:cs="Times New Roman"/>
-          <w:color w:val="222222"/>
-          <w:spacing w:val="2"/>
-        </w:rPr>
-        <w:t>The topic addressed here has nothing to do with migration</w:t>
-      </w:r>
-      <w:r>
-        <w:rPr>
-          <w:rFonts w:ascii="Times New Roman" w:hAnsi="Times New Roman" w:cs="Times New Roman"/>
-          <w:color w:val="222222"/>
-          <w:spacing w:val="2"/>
-        </w:rPr>
-        <w:t>.</w:t>
-      </w:r>
-      <w:r>
-        <w:rPr>
-          <w:rFonts w:ascii="Times New Roman" w:hAnsi="Times New Roman" w:cs="Times New Roman"/>
-          <w:color w:val="222222"/>
-          <w:spacing w:val="2"/>
-        </w:rPr>
-        <w:t xml:space="preserve"> For example, Alpha emerged within England and only later spread worldwide. We describe how it emerged in UK.</w:t>
-      </w:r>
+        <w:t xml:space="preserve">Finally, the provided GitHub repository is in an unresolved and non-reproducible state. The primary script contains module-level compilation bugs where shared memory arrays reference variables defined only inside the main block, causing a NameError compilation bug upon execution. The repository is missing the empirical sequence alignments, lacks requirements files or environment specifications, and relies on hardcoded placeholder strings that require users to manually edit the script code. It also contains unrelated personal PowerPoint presentations in Russian, cover letters, and previous drafts of rebuttals. </w:t>
+      </w:r>
+    </w:p>
+    <w:p>
+      <w:pPr>
+        <w:rPr>
+          <w:rFonts w:ascii="Merriweather Sans" w:hAnsi="Merriweather Sans"/>
+          <w:color w:val="222222"/>
+          <w:spacing w:val="2"/>
+        </w:rPr>
+      </w:pPr>
+    </w:p>
+    <w:p>
+      <w:pPr>
+        <w:rPr>
+          <w:rFonts w:ascii="Times New Roman" w:hAnsi="Times New Roman" w:cs="Times New Roman"/>
+          <w:color w:val="222222"/>
+          <w:spacing w:val="2"/>
+        </w:rPr>
+      </w:pPr>
+      <w:r>
+        <w:rPr>
+          <w:rFonts w:ascii="Times New Roman" w:hAnsi="Times New Roman" w:cs="Times New Roman"/>
+          <w:color w:val="222222"/>
+          <w:spacing w:val="2"/>
+        </w:rPr>
+        <w:t>We have cleaned our repository.</w:t>
+      </w:r>
+      <w:r>
+        <w:rPr>
+          <w:rFonts w:ascii="Times New Roman" w:hAnsi="Times New Roman" w:cs="Times New Roman"/>
+          <w:color w:val="222222"/>
+          <w:spacing w:val="2"/>
+        </w:rPr>
+        <w:t xml:space="preserve"> Thank you.</w:t>
+      </w:r>
+    </w:p>
+    <w:p>
+      <w:pPr>
+        <w:rPr>
+          <w:rFonts w:ascii="Merriweather Sans" w:hAnsi="Merriweather Sans"/>
+          <w:color w:val="222222"/>
+          <w:spacing w:val="2"/>
+        </w:rPr>
+      </w:pPr>
     </w:p>
     <w:p>
       <w:pPr>
@@ -3164,25 +3401,36 @@
       <w:r>
         <w:rPr>
           <w:rFonts w:ascii="Merriweather Sans" w:hAnsi="Merriweather Sans"/>
-          <w:color w:val="222222"/>
-          <w:spacing w:val="2"/>
-        </w:rPr>
-        <w:br/>
-      </w:r>
-      <w:r>
-        <w:rPr>
-          <w:rFonts w:ascii="Merriweather Sans" w:hAnsi="Merriweather Sans"/>
           <w:b/>
           <w:color w:val="222222"/>
           <w:spacing w:val="2"/>
         </w:rPr>
-        <w:t xml:space="preserve">Finally, the provided GitHub repository is in an unresolved and non-reproducible state. The primary script contains module-level compilation bugs where shared memory arrays reference variables defined only inside the main block, causing a NameError compilation bug upon execution. The repository is missing the empirical sequence alignments, lacks requirements files or environment specifications, and relies on hardcoded placeholder strings that require users to manually edit the script code. It also contains unrelated personal PowerPoint presentations in Russian, cover letters, and previous drafts of rebuttals. </w:t>
-      </w:r>
-    </w:p>
-    <w:p>
-      <w:pPr>
-        <w:rPr>
-          <w:rFonts w:ascii="Merriweather Sans" w:hAnsi="Merriweather Sans"/>
+        <w:t>The authors should calibrate their method under neutral null models, incorporate migration and realistic selection coefficients in simulations,</w:t>
+      </w:r>
+    </w:p>
+    <w:p>
+      <w:pPr>
+        <w:rPr>
+          <w:rFonts w:ascii="Merriweather Sans" w:hAnsi="Merriweather Sans"/>
+          <w:b/>
+          <w:color w:val="222222"/>
+          <w:spacing w:val="2"/>
+        </w:rPr>
+      </w:pPr>
+      <w:r>
+        <w:rPr>
+          <w:rFonts w:ascii="Merriweather Sans" w:hAnsi="Merriweather Sans"/>
+          <w:b/>
+          <w:color w:val="222222"/>
+          <w:spacing w:val="2"/>
+        </w:rPr>
+        <w:t>fix the code execution bugs, clean the repository, and temper their evolutionary claims for SARS-CoV-2.</w:t>
+      </w:r>
+    </w:p>
+    <w:p>
+      <w:pPr>
+        <w:rPr>
+          <w:rFonts w:ascii="Times New Roman" w:hAnsi="Times New Roman" w:cs="Times New Roman"/>
           <w:color w:val="222222"/>
           <w:spacing w:val="2"/>
         </w:rPr>
@@ -3210,111 +3458,6 @@
           <w:color w:val="222222"/>
           <w:spacing w:val="2"/>
         </w:rPr>
-        <w:t>apologize for the inconvenience</w:t>
-      </w:r>
-      <w:r>
-        <w:rPr>
-          <w:rFonts w:ascii="Times New Roman" w:hAnsi="Times New Roman" w:cs="Times New Roman"/>
-          <w:color w:val="222222"/>
-          <w:spacing w:val="2"/>
-        </w:rPr>
-        <w:t xml:space="preserve"> we may have caused</w:t>
-      </w:r>
-      <w:r>
-        <w:rPr>
-          <w:rFonts w:ascii="Times New Roman" w:hAnsi="Times New Roman" w:cs="Times New Roman"/>
-          <w:color w:val="222222"/>
-          <w:spacing w:val="2"/>
-        </w:rPr>
-        <w:t xml:space="preserve"> and </w:t>
-      </w:r>
-      <w:r>
-        <w:rPr>
-          <w:rFonts w:ascii="Times New Roman" w:hAnsi="Times New Roman" w:cs="Times New Roman"/>
-          <w:color w:val="222222"/>
-          <w:spacing w:val="2"/>
-        </w:rPr>
-        <w:t>have cleaned our repository.</w:t>
-      </w:r>
-    </w:p>
-    <w:p>
-      <w:pPr>
-        <w:rPr>
-          <w:rFonts w:ascii="Merriweather Sans" w:hAnsi="Merriweather Sans"/>
-          <w:color w:val="222222"/>
-          <w:spacing w:val="2"/>
-        </w:rPr>
-      </w:pPr>
-    </w:p>
-    <w:p>
-      <w:pPr>
-        <w:rPr>
-          <w:rFonts w:ascii="Merriweather Sans" w:hAnsi="Merriweather Sans"/>
-          <w:b/>
-          <w:color w:val="222222"/>
-          <w:spacing w:val="2"/>
-        </w:rPr>
-      </w:pPr>
-      <w:r>
-        <w:rPr>
-          <w:rFonts w:ascii="Merriweather Sans" w:hAnsi="Merriweather Sans"/>
-          <w:b/>
-          <w:color w:val="222222"/>
-          <w:spacing w:val="2"/>
-        </w:rPr>
-        <w:t>The authors should calibrate their method under neutral null models, incorporate migration and realistic selection coefficients in simulations,</w:t>
-      </w:r>
-    </w:p>
-    <w:p>
-      <w:pPr>
-        <w:rPr>
-          <w:rFonts w:ascii="Merriweather Sans" w:hAnsi="Merriweather Sans"/>
-          <w:b/>
-          <w:color w:val="222222"/>
-          <w:spacing w:val="2"/>
-        </w:rPr>
-      </w:pPr>
-      <w:r>
-        <w:rPr>
-          <w:rFonts w:ascii="Merriweather Sans" w:hAnsi="Merriweather Sans"/>
-          <w:b/>
-          <w:color w:val="222222"/>
-          <w:spacing w:val="2"/>
-        </w:rPr>
-        <w:t>fix the code execution bugs, clean the repository, and temper their evolutionary claims for SARS-CoV-2.</w:t>
-      </w:r>
-    </w:p>
-    <w:p>
-      <w:pPr>
-        <w:rPr>
-          <w:rFonts w:ascii="Times New Roman" w:hAnsi="Times New Roman" w:cs="Times New Roman"/>
-          <w:color w:val="222222"/>
-          <w:spacing w:val="2"/>
-        </w:rPr>
-      </w:pPr>
-    </w:p>
-    <w:p>
-      <w:pPr>
-        <w:rPr>
-          <w:rFonts w:ascii="Times New Roman" w:hAnsi="Times New Roman" w:cs="Times New Roman"/>
-          <w:color w:val="222222"/>
-          <w:spacing w:val="2"/>
-        </w:rPr>
-      </w:pPr>
-      <w:r>
-        <w:rPr>
-          <w:rFonts w:ascii="Times New Roman" w:hAnsi="Times New Roman" w:cs="Times New Roman"/>
-          <w:color w:val="222222"/>
-          <w:spacing w:val="2"/>
-        </w:rPr>
-        <w:t xml:space="preserve">We </w:t>
-      </w:r>
-      <w:r>
-        <w:rPr>
-          <w:rFonts w:ascii="Times New Roman" w:hAnsi="Times New Roman" w:cs="Times New Roman"/>
-          <w:color w:val="222222"/>
-          <w:spacing w:val="2"/>
-        </w:rPr>
         <w:t>followed</w:t>
       </w:r>
       <w:r>
@@ -3363,15 +3506,31 @@
           <w:color w:val="222222"/>
           <w:spacing w:val="2"/>
         </w:rPr>
-        <w:t>we agree with</w:t>
-      </w:r>
-      <w:r>
-        <w:rPr>
-          <w:rFonts w:ascii="Times New Roman" w:hAnsi="Times New Roman" w:cs="Times New Roman"/>
-          <w:color w:val="222222"/>
-          <w:spacing w:val="2"/>
-        </w:rPr>
-        <w:t>: the null hypothesis simulation and cleaning repository. We also added clarifications to the text to avoid further confusion.</w:t>
+        <w:t>we agree</w:t>
+      </w:r>
+      <w:r>
+        <w:rPr>
+          <w:rFonts w:ascii="Times New Roman" w:hAnsi="Times New Roman" w:cs="Times New Roman"/>
+          <w:color w:val="222222"/>
+          <w:spacing w:val="2"/>
+        </w:rPr>
+        <w:t>d</w:t>
+      </w:r>
+      <w:r>
+        <w:rPr>
+          <w:rFonts w:ascii="Times New Roman" w:hAnsi="Times New Roman" w:cs="Times New Roman"/>
+          <w:color w:val="222222"/>
+          <w:spacing w:val="2"/>
+        </w:rPr>
+        <w:t xml:space="preserve"> with</w:t>
+      </w:r>
+      <w:r>
+        <w:rPr>
+          <w:rFonts w:ascii="Times New Roman" w:hAnsi="Times New Roman" w:cs="Times New Roman"/>
+          <w:color w:val="222222"/>
+          <w:spacing w:val="2"/>
+        </w:rPr>
+        <w:t xml:space="preserve">: the null hypothesis simulation and cleaning repository. </w:t>
       </w:r>
     </w:p>
     <w:p>
@@ -3433,7 +3592,7 @@
           <w:color w:val="222222"/>
           <w:spacing w:val="2"/>
         </w:rPr>
-        <w:t xml:space="preserve">The study by Likhachev and Rouzine evaluates the accuracy of a method for detecting epistasis published in a previous study by the authors and includes an application of that method to investigate epistatic pairs in SARS-CoV-2 genome sequences. The analysis of epistasis is generally complex, including the difficulty of statistically demonstrating epistatic interactions, and is </w:t>
+        <w:t xml:space="preserve">The study by Likhachev and Rouzine evaluates the accuracy of a method for detecting epistasis published in a previous study by the authors and includes an application of that method to investigate epistatic pairs in SARS-CoV-2 genome sequences. The analysis of epistasis is generally complex, including </w:t>
       </w:r>
       <w:r>
         <w:rPr>
@@ -3442,7 +3601,7 @@
           <w:spacing w:val="2"/>
         </w:rPr>
         <w:lastRenderedPageBreak/>
-        <w:t>important. However, this study has several problematic aspects. First, the method was published in a previous study, and the current study provides only an evaluation and an example of its application, which, in my view, should have been included in the original publication of the method. Second, the method seems to be implemented in code, but the GitHub repository lacks detailed documentation on its usability (e.g., information about input files and settings, detailed execution instructions, outputs, and their interpretation). This may affect its usability by other investigators and even the reproduction of the presented results. Third, the study requires statistical analyses to evaluate whether the detection accuracy is statistically acceptable. The results from the application to SARS-CoV-2 data also require statistical analyses to assess the strength of the detected epistatic interactions. Finally, the manuscript is difficult to read for non-experts in the field. Please find below my specific comments.</w:t>
+        <w:t>the difficulty of statistically demonstrating epistatic interactions, and is important. However, this study has several problematic aspects. First, the method was published in a previous study, and the current study provides only an evaluation and an example of its application, which, in my view, should have been included in the original publication of the method. Second, the method seems to be implemented in code, but the GitHub repository lacks detailed documentation on its usability (e.g., information about input files and settings, detailed execution instructions, outputs, and their interpretation). This may affect its usability by other investigators and even the reproduction of the presented results. Third, the study requires statistical analyses to evaluate whether the detection accuracy is statistically acceptable. The results from the application to SARS-CoV-2 data also require statistical analyses to assess the strength of the detected epistatic interactions. Finally, the manuscript is difficult to read for non-experts in the field. Please find below my specific comments.</w:t>
       </w:r>
       <w:r>
         <w:rPr>
@@ -3552,7 +3711,7 @@
           <w:color w:val="222222"/>
           <w:spacing w:val="2"/>
         </w:rPr>
-        <w:t xml:space="preserve"> binary sequences is simulated by a Monte Carlo code [36, 69]”). This is a serious issue because data simulated using settings and </w:t>
+        <w:t xml:space="preserve"> binary sequences is simulated by a Monte Carlo code [36, </w:t>
       </w:r>
       <w:r>
         <w:rPr>
@@ -3561,7 +3720,7 @@
           <w:spacing w:val="2"/>
         </w:rPr>
         <w:lastRenderedPageBreak/>
-        <w:t>methodological aspects included in the detection method may show high detection accuracy due to the nature of the simulations. In other words, the simulated data could be biased toward high detection accuracy. Instead, the study should use data simulated using methodologies that are completely independent of those implemented in the detection method.</w:t>
+        <w:t>69]”). This is a serious issue because data simulated using settings and methodological aspects included in the detection method may show high detection accuracy due to the nature of the simulations. In other words, the simulated data could be biased toward high detection accuracy. Instead, the study should use data simulated using methodologies that are completely independent of those implemented in the detection method.</w:t>
       </w:r>
       <w:r>
         <w:rPr>
@@ -3809,7 +3968,6 @@
           <w:spacing w:val="2"/>
         </w:rPr>
         <w:br/>
-        <w:t xml:space="preserve">In the absence of recombination, the sequences do not necessarily have to be </w:t>
       </w:r>
       <w:r>
         <w:rPr>
@@ -3818,7 +3976,7 @@
           <w:spacing w:val="2"/>
         </w:rPr>
         <w:lastRenderedPageBreak/>
-        <w:t>similar to the sequence of their MRCA (Lines 74–75). With high rates of evolution, sequences at the present time can be very different from the sequence of their MRCA.</w:t>
+        <w:t>In the absence of recombination, the sequences do not necessarily have to be similar to the sequence of their MRCA (Lines 74–75). With high rates of evolution, sequences at the present time can be very different from the sequence of their MRCA.</w:t>
       </w:r>
       <w:r>
         <w:rPr>
